--- a/AI_Engineering_Submission_Report_Tieng_Viet_FINAL.docx
+++ b/AI_Engineering_Submission_Report_Tieng_Viet_FINAL.docx
@@ -3070,7 +3070,7 @@
     </w:p>
     <w:p>
       <w:r>
-        <w:t>Artifact bổ sung: Logical_Questions.docx đã được thêm ở thư mục gốc repository để nộp kèm phần logical questions.</w:t>
+        <w:t>Artifact bổ sung: Logical_Questions.docx đã được chuyển vào thư mục Logical questions challenge trong repository để nộp kèm phần logical questions.</w:t>
       </w:r>
     </w:p>
     <w:sectPr>
